--- a/zaini_case_audit_output/outputs/word/documents/066_طلب النقض الاحير المقدم في 07-10-1447 ـ القضية 42824717.docx
+++ b/zaini_case_audit_output/outputs/word/documents/066_طلب النقض الاحير المقدم في 07-10-1447 ـ القضية 42824717.docx
@@ -70,15 +70,22 @@
     <w:p/>
     <w:p>
       <w:pPr>
+        <w:pStyle w:val="Heading2"/>
         <w:jc w:val="right"/>
         <w:bidi/>
       </w:pPr>
       <w:r>
-        <w:rPr>
-          <w:b w:val="0"/>
-          <w:i w:val="0"/>
-        </w:rPr>
-        <w:t>[صفحة 1 - OCR]</w:t>
+        <w:t>صفحة 1 - OCR</w:t>
+      </w:r>
+    </w:p>
+    <w:p>
+      <w:pPr>
+        <w:pStyle w:val="Heading2"/>
+        <w:jc w:val="right"/>
+        <w:bidi/>
+      </w:pPr>
+      <w:r>
+        <w:t>[نص الضبط / الحكم — المتن الفعلي] ===</w:t>
         <w:br/>
         <w:t>5] طلب نقه</w:t>
         <w:br/>

--- a/zaini_case_audit_output/outputs/word/documents/066_طلب النقض الاحير المقدم في 07-10-1447 ـ القضية 42824717.docx
+++ b/zaini_case_audit_output/outputs/word/documents/066_طلب النقض الاحير المقدم في 07-10-1447 ـ القضية 42824717.docx
@@ -85,7 +85,7 @@
         <w:bidi/>
       </w:pPr>
       <w:r>
-        <w:t>[نص الضبط / الحكم — المتن الفعلي] ===</w:t>
+        <w:t>[المتن الفعلي: الوقائع / الأسباب / المنطوق] ===</w:t>
         <w:br/>
         <w:t>5] طلب نقه</w:t>
         <w:br/>

--- a/zaini_case_audit_output/outputs/word/documents/066_طلب النقض الاحير المقدم في 07-10-1447 ـ القضية 42824717.docx
+++ b/zaini_case_audit_output/outputs/word/documents/066_طلب النقض الاحير المقدم في 07-10-1447 ـ القضية 42824717.docx
@@ -91,7 +91,7 @@
         <w:br/>
         <w:t>رقم الطلب 4714689866</w:t>
         <w:br/>
-        <w:t>ايلعلا ةمكحملا ىلإ لاحم 2 بلطلا ةلاح</w:t>
+        <w:t>حالة الطلب 2 محال إلى المحكمة العليا</w:t>
       </w:r>
     </w:p>
     <w:p>
